--- a/CHUONG6/Chương 6.docx
+++ b/CHUONG6/Chương 6.docx
@@ -5230,15 +5230,7 @@
               <w:sz w:val="32"/>
               <w:szCs w:val="24"/>
             </w:rPr>
-            <m:t>Entropy(S)=</m:t>
-          </m:r>
-          <m:r>
-            <w:rPr>
-              <w:rFonts w:ascii="Cambria Math" w:hAnsi="Cambria Math"/>
-              <w:sz w:val="32"/>
-              <w:szCs w:val="24"/>
-            </w:rPr>
-            <m:t>-</m:t>
+            <m:t>Entropy(S)=-</m:t>
           </m:r>
           <m:nary>
             <m:naryPr>
@@ -5571,17 +5563,7 @@
               <w:rFonts w:ascii="Cambria Math" w:hAnsi="Cambria Math"/>
               <w:lang w:val="en-US"/>
             </w:rPr>
-            <m:t>=</m:t>
-          </m:r>
-          <m:r>
-            <m:rPr>
-              <m:sty m:val="bi"/>
-            </m:rPr>
-            <w:rPr>
-              <w:rFonts w:ascii="Cambria Math" w:hAnsi="Cambria Math"/>
-              <w:lang w:val="en-US"/>
-            </w:rPr>
-            <m:t>Entrophy</m:t>
+            <m:t>=Entrophy</m:t>
           </m:r>
           <m:d>
             <m:dPr>
@@ -5642,27 +5624,7 @@
                   <w:rFonts w:ascii="Cambria Math" w:hAnsi="Cambria Math"/>
                   <w:lang w:val="en-US"/>
                 </w:rPr>
-                <m:t>v ∈</m:t>
-              </m:r>
-              <m:r>
-                <m:rPr>
-                  <m:sty m:val="bi"/>
-                </m:rPr>
-                <w:rPr>
-                  <w:rFonts w:ascii="Cambria Math" w:hAnsi="Cambria Math"/>
-                  <w:lang w:val="en-US"/>
-                </w:rPr>
-                <m:t>Values</m:t>
-              </m:r>
-              <m:r>
-                <m:rPr>
-                  <m:sty m:val="bi"/>
-                </m:rPr>
-                <w:rPr>
-                  <w:rFonts w:ascii="Cambria Math" w:hAnsi="Cambria Math"/>
-                  <w:lang w:val="en-US"/>
-                </w:rPr>
-                <m:t>(A)</m:t>
+                <m:t>v ∈Values(A)</m:t>
               </m:r>
             </m:sub>
             <m:sup/>
@@ -5746,17 +5708,7 @@
                   <w:rFonts w:ascii="Cambria Math" w:hAnsi="Cambria Math"/>
                   <w:lang w:val="en-US"/>
                 </w:rPr>
-                <m:t>Entrophy</m:t>
-              </m:r>
-              <m:r>
-                <m:rPr>
-                  <m:sty m:val="bi"/>
-                </m:rPr>
-                <w:rPr>
-                  <w:rFonts w:ascii="Cambria Math" w:hAnsi="Cambria Math"/>
-                  <w:lang w:val="en-US"/>
-                </w:rPr>
-                <m:t>(Sv)</m:t>
+                <m:t>Entrophy(Sv)</m:t>
               </m:r>
             </m:e>
           </m:nary>
@@ -5946,16 +5898,7 @@
             <w:szCs w:val="24"/>
             <w:lang w:val="en-US"/>
           </w:rPr>
-          <m:t>=</m:t>
-        </m:r>
-        <m:r>
-          <w:rPr>
-            <w:rFonts w:ascii="Cambria Math" w:hAnsi="Cambria Math"/>
-            <w:sz w:val="32"/>
-            <w:szCs w:val="24"/>
-            <w:lang w:val="en-US"/>
-          </w:rPr>
-          <m:t xml:space="preserve"> -</m:t>
+          <m:t>= -</m:t>
         </m:r>
         <m:d>
           <m:dPr>
@@ -6437,15 +6380,7 @@
                 <w:szCs w:val="28"/>
                 <w:lang w:val="en-US"/>
               </w:rPr>
-              <m:t>S</m:t>
-            </m:r>
-            <m:r>
-              <w:rPr>
-                <w:rFonts w:ascii="Cambria Math" w:hAnsi="Cambria Math"/>
-                <w:szCs w:val="28"/>
-                <w:lang w:val="en-US"/>
-              </w:rPr>
-              <m:t>,Outlook</m:t>
+              <m:t>S,Outlook</m:t>
             </m:r>
           </m:e>
         </m:d>
@@ -6455,15 +6390,7 @@
             <w:szCs w:val="28"/>
             <w:lang w:val="en-US"/>
           </w:rPr>
-          <m:t>=</m:t>
-        </m:r>
-        <m:r>
-          <w:rPr>
-            <w:rFonts w:ascii="Cambria Math" w:hAnsi="Cambria Math"/>
-            <w:szCs w:val="28"/>
-            <w:lang w:val="en-US"/>
-          </w:rPr>
-          <m:t>0.940</m:t>
+          <m:t>=0.940</m:t>
         </m:r>
         <m:r>
           <w:rPr>
@@ -6485,7 +6412,7 @@
           <m:fPr>
             <m:ctrlPr>
               <w:rPr>
-                <w:rFonts w:ascii="Cambria Math"/>
+                <w:rFonts w:ascii="Cambria Math" w:hAnsi="Cambria Math"/>
                 <w:i/>
                 <w:szCs w:val="28"/>
                 <w:lang w:val="en-US"/>
@@ -6517,7 +6444,7 @@
           <m:dPr>
             <m:ctrlPr>
               <w:rPr>
-                <w:rFonts w:ascii="Cambria Math"/>
+                <w:rFonts w:ascii="Cambria Math" w:hAnsi="Cambria Math"/>
                 <w:i/>
                 <w:szCs w:val="28"/>
                 <w:lang w:val="en-US"/>
@@ -6547,7 +6474,7 @@
           <m:fPr>
             <m:ctrlPr>
               <w:rPr>
-                <w:rFonts w:ascii="Cambria Math"/>
+                <w:rFonts w:ascii="Cambria Math" w:hAnsi="Cambria Math"/>
                 <w:i/>
                 <w:szCs w:val="28"/>
                 <w:lang w:val="en-US"/>
@@ -6581,37 +6508,13 @@
             <w:szCs w:val="28"/>
             <w:lang w:val="en-US"/>
           </w:rPr>
-          <m:t>(</m:t>
-        </m:r>
-        <m:r>
-          <w:rPr>
-            <w:rFonts w:ascii="Cambria Math"/>
-            <w:szCs w:val="28"/>
-            <w:lang w:val="en-US"/>
-          </w:rPr>
-          <m:t>0.971</m:t>
-        </m:r>
-        <m:r>
-          <w:rPr>
-            <w:rFonts w:ascii="Cambria Math"/>
-            <w:szCs w:val="28"/>
-            <w:lang w:val="en-US"/>
-          </w:rPr>
-          <m:t>)</m:t>
-        </m:r>
-        <m:r>
-          <w:rPr>
-            <w:rFonts w:ascii="Cambria Math"/>
-            <w:szCs w:val="28"/>
-            <w:lang w:val="en-US"/>
-          </w:rPr>
-          <m:t>+</m:t>
+          <m:t>(0.971)+</m:t>
         </m:r>
         <m:f>
           <m:fPr>
             <m:ctrlPr>
               <w:rPr>
-                <w:rFonts w:ascii="Cambria Math"/>
+                <w:rFonts w:ascii="Cambria Math" w:hAnsi="Cambria Math"/>
                 <w:i/>
                 <w:szCs w:val="28"/>
                 <w:lang w:val="en-US"/>
@@ -6645,15 +6548,7 @@
             <w:szCs w:val="28"/>
             <w:lang w:val="en-US"/>
           </w:rPr>
-          <m:t>(0.971)</m:t>
-        </m:r>
-        <m:r>
-          <w:rPr>
-            <w:rFonts w:ascii="Cambria Math"/>
-            <w:szCs w:val="28"/>
-            <w:lang w:val="en-US"/>
-          </w:rPr>
-          <m:t>]</m:t>
+          <m:t>(0.971)]</m:t>
         </m:r>
         <m:r>
           <w:rPr>
